--- a/arb/docx/53.content.docx
+++ b/arb/docx/53.content.docx
@@ -20552,7 +20552,7 @@
           <w:cs/>
           <w:lang w:val="ar_AE" w:bidi="ar_AE"/>
         </w:rPr>
-        <w:t>بيان الربط: يختتم بولس هذا القسم ببَرَكة. استخدِم صيغة مألوفة لدى الناس يعدُّونها بَرَكَة في لُغتك. التَّرْجَمَة البديلة: "والآن فليُعزِّي ربنا يسوع المسيح نفسه والله أبونا" أو "نصلي أن يُعزِّي ربنا يسوع المسيح نفسه والله أبونا"</w:t>
+        <w:t>يختتم بولس هذا القسم ببَرَكة. استخدِم صيغة مألوفة لدى الناس يعدُّونها بَرَكَة في لُغتك. التَّرْجَمَة البديلة: "والآن فليُعزِّي ربنا يسوع المسيح نفسه والله أبونا" أو "نصلي أن يُعزِّي ربنا يسوع المسيح نفسه والله أبونا"</w:t>
       </w:r>
     </w:p>
     <w:p>
@@ -24470,47 +24470,6 @@
       </w:r>
       <w:r>
         <w:rPr>
-          <w:b/>
-          <w:rtl/>
-          <w:cs/>
-          <w:lang w:val="ar_AE" w:bidi="ar_AE"/>
-        </w:rPr>
-        <w:t>""</w:t>
-      </w:r>
-    </w:p>
-    <w:p>
-      <w:pPr>
-        <w:bidi/>
-      </w:pPr>
-      <w:r>
-        <w:rPr>
-          <w:rtl/>
-          <w:cs/>
-          <w:lang w:val="ar_AE" w:bidi="ar_AE"/>
-        </w:rPr>
-      </w:r>
-      <w:r>
-        <w:rPr>
-          <w:rtl/>
-          <w:cs/>
-          <w:lang w:val="ar_AE" w:bidi="ar_AE"/>
-        </w:rPr>
-        <w:t>معلومات عامة:\n\n</w:t>
-      </w:r>
-    </w:p>
-    <w:p>
-      <w:pPr>
-        <w:bidi/>
-      </w:pPr>
-      <w:r>
-        <w:rPr>
-          <w:rtl/>
-          <w:cs/>
-          <w:lang w:val="ar_AE" w:bidi="ar_AE"/>
-        </w:rPr>
-      </w:r>
-      <w:r>
-        <w:rPr>
           <w:rtl/>
           <w:cs/>
           <w:lang w:val="ar_AE" w:bidi="ar_AE"/>
@@ -24535,7 +24494,15 @@
           <w:cs/>
           <w:lang w:val="ar_AE" w:bidi="ar_AE"/>
         </w:rPr>
-        <w:t>انظر:</w:t>
+        <w:t xml:space="preserve">انظر: </w:t>
+      </w:r>
+      <w:r>
+        <w:rPr>
+          <w:rtl/>
+          <w:cs/>
+          <w:lang w:val="ar_AE" w:bidi="ar_AE"/>
+        </w:rPr>
+        <w:t>عناوين الأقسام</w:t>
       </w:r>
       <w:r>
         <w:rPr>
